--- a/SlidingWindow.docx
+++ b/SlidingWindow.docx
@@ -122,7 +122,7 @@
           <w:bCs/>
         </w:rPr>
         <w:pict w14:anchorId="47F7F982">
-          <v:rect id="_x0000_i1273" style="width:0;height:1.5pt" o:hralign="center" o:hrstd="t" o:hr="t" fillcolor="#a0a0a0" stroked="f"/>
+          <v:rect id="_x0000_i1025" style="width:0;height:1.5pt" o:hralign="center" o:hrstd="t" o:hr="t" fillcolor="#a0a0a0" stroked="f"/>
         </w:pict>
       </w:r>
     </w:p>
@@ -252,7 +252,7 @@
           <w:bCs/>
         </w:rPr>
         <w:pict w14:anchorId="0F2BC293">
-          <v:rect id="_x0000_i1274" style="width:0;height:1.5pt" o:hralign="center" o:hrstd="t" o:hr="t" fillcolor="#a0a0a0" stroked="f"/>
+          <v:rect id="_x0000_i1026" style="width:0;height:1.5pt" o:hralign="center" o:hrstd="t" o:hr="t" fillcolor="#a0a0a0" stroked="f"/>
         </w:pict>
       </w:r>
     </w:p>
@@ -405,7 +405,7 @@
     <w:p>
       <w:r>
         <w:pict w14:anchorId="1CD44CC8">
-          <v:rect id="_x0000_i1275" style="width:0;height:1.5pt" o:hralign="center" o:hrstd="t" o:hr="t" fillcolor="#a0a0a0" stroked="f"/>
+          <v:rect id="_x0000_i1027" style="width:0;height:1.5pt" o:hralign="center" o:hrstd="t" o:hr="t" fillcolor="#a0a0a0" stroked="f"/>
         </w:pict>
       </w:r>
     </w:p>
@@ -522,7 +522,7 @@
       </w:pPr>
       <w:r>
         <w:pict w14:anchorId="17926428">
-          <v:rect id="_x0000_i1276" style="width:0;height:1.5pt" o:hralign="center" o:hrstd="t" o:hr="t" fillcolor="#a0a0a0" stroked="f"/>
+          <v:rect id="_x0000_i1028" style="width:0;height:1.5pt" o:hralign="center" o:hrstd="t" o:hr="t" fillcolor="#a0a0a0" stroked="f"/>
         </w:pict>
       </w:r>
     </w:p>
@@ -653,7 +653,7 @@
     <w:p>
       <w:r>
         <w:pict w14:anchorId="60E247BE">
-          <v:rect id="_x0000_i1193" style="width:0;height:1.5pt" o:hralign="center" o:hrstd="t" o:hr="t" fillcolor="#a0a0a0" stroked="f"/>
+          <v:rect id="_x0000_i1029" style="width:0;height:1.5pt" o:hralign="center" o:hrstd="t" o:hr="t" fillcolor="#a0a0a0" stroked="f"/>
         </w:pict>
       </w:r>
     </w:p>
@@ -732,7 +732,7 @@
     <w:p>
       <w:r>
         <w:pict w14:anchorId="63E73FBA">
-          <v:rect id="_x0000_i1194" style="width:0;height:1.5pt" o:hralign="center" o:hrstd="t" o:hr="t" fillcolor="#a0a0a0" stroked="f"/>
+          <v:rect id="_x0000_i1030" style="width:0;height:1.5pt" o:hralign="center" o:hrstd="t" o:hr="t" fillcolor="#a0a0a0" stroked="f"/>
         </w:pict>
       </w:r>
     </w:p>
@@ -810,7 +810,7 @@
     <w:p>
       <w:r>
         <w:pict w14:anchorId="3984BE81">
-          <v:rect id="_x0000_i1195" style="width:0;height:1.5pt" o:hralign="center" o:hrstd="t" o:hr="t" fillcolor="#a0a0a0" stroked="f"/>
+          <v:rect id="_x0000_i1031" style="width:0;height:1.5pt" o:hralign="center" o:hrstd="t" o:hr="t" fillcolor="#a0a0a0" stroked="f"/>
         </w:pict>
       </w:r>
     </w:p>
@@ -888,7 +888,7 @@
     <w:p>
       <w:r>
         <w:pict w14:anchorId="348D1EF9">
-          <v:rect id="_x0000_i1196" style="width:0;height:1.5pt" o:hralign="center" o:hrstd="t" o:hr="t" fillcolor="#a0a0a0" stroked="f"/>
+          <v:rect id="_x0000_i1032" style="width:0;height:1.5pt" o:hralign="center" o:hrstd="t" o:hr="t" fillcolor="#a0a0a0" stroked="f"/>
         </w:pict>
       </w:r>
     </w:p>
@@ -967,7 +967,7 @@
     <w:p>
       <w:r>
         <w:pict w14:anchorId="24EA1492">
-          <v:rect id="_x0000_i1197" style="width:0;height:1.5pt" o:hralign="center" o:hrstd="t" o:hr="t" fillcolor="#a0a0a0" stroked="f"/>
+          <v:rect id="_x0000_i1033" style="width:0;height:1.5pt" o:hralign="center" o:hrstd="t" o:hr="t" fillcolor="#a0a0a0" stroked="f"/>
         </w:pict>
       </w:r>
     </w:p>
@@ -1040,7 +1040,7 @@
     <w:p>
       <w:r>
         <w:pict w14:anchorId="4323DDE9">
-          <v:rect id="_x0000_i1198" style="width:0;height:1.5pt" o:hralign="center" o:hrstd="t" o:hr="t" fillcolor="#a0a0a0" stroked="f"/>
+          <v:rect id="_x0000_i1034" style="width:0;height:1.5pt" o:hralign="center" o:hrstd="t" o:hr="t" fillcolor="#a0a0a0" stroked="f"/>
         </w:pict>
       </w:r>
     </w:p>
@@ -1118,7 +1118,7 @@
     <w:p>
       <w:r>
         <w:pict w14:anchorId="52050850">
-          <v:rect id="_x0000_i1199" style="width:0;height:1.5pt" o:hralign="center" o:hrstd="t" o:hr="t" fillcolor="#a0a0a0" stroked="f"/>
+          <v:rect id="_x0000_i1035" style="width:0;height:1.5pt" o:hralign="center" o:hrstd="t" o:hr="t" fillcolor="#a0a0a0" stroked="f"/>
         </w:pict>
       </w:r>
     </w:p>
@@ -1148,7 +1148,7 @@
     <w:p>
       <w:r>
         <w:pict w14:anchorId="261CC8A5">
-          <v:rect id="_x0000_i1200" style="width:0;height:1.5pt" o:hralign="center" o:hrstd="t" o:hr="t" fillcolor="#a0a0a0" stroked="f"/>
+          <v:rect id="_x0000_i1036" style="width:0;height:1.5pt" o:hralign="center" o:hrstd="t" o:hr="t" fillcolor="#a0a0a0" stroked="f"/>
         </w:pict>
       </w:r>
     </w:p>
@@ -1237,7 +1237,7 @@
     <w:p>
       <w:r>
         <w:pict w14:anchorId="394A24C7">
-          <v:rect id="_x0000_i1201" style="width:0;height:1.5pt" o:hralign="center" o:hrstd="t" o:hr="t" fillcolor="#a0a0a0" stroked="f"/>
+          <v:rect id="_x0000_i1037" style="width:0;height:1.5pt" o:hralign="center" o:hrstd="t" o:hr="t" fillcolor="#a0a0a0" stroked="f"/>
         </w:pict>
       </w:r>
     </w:p>
@@ -1325,7 +1325,7 @@
     <w:p>
       <w:r>
         <w:pict w14:anchorId="6C71C107">
-          <v:rect id="_x0000_i1202" style="width:0;height:1.5pt" o:hralign="center" o:hrstd="t" o:hr="t" fillcolor="#a0a0a0" stroked="f"/>
+          <v:rect id="_x0000_i1038" style="width:0;height:1.5pt" o:hralign="center" o:hrstd="t" o:hr="t" fillcolor="#a0a0a0" stroked="f"/>
         </w:pict>
       </w:r>
     </w:p>
@@ -1413,7 +1413,7 @@
     <w:p>
       <w:r>
         <w:pict w14:anchorId="63072878">
-          <v:rect id="_x0000_i1203" style="width:0;height:1.5pt" o:hralign="center" o:hrstd="t" o:hr="t" fillcolor="#a0a0a0" stroked="f"/>
+          <v:rect id="_x0000_i1039" style="width:0;height:1.5pt" o:hralign="center" o:hrstd="t" o:hr="t" fillcolor="#a0a0a0" stroked="f"/>
         </w:pict>
       </w:r>
     </w:p>
@@ -1502,7 +1502,7 @@
     <w:p>
       <w:r>
         <w:pict w14:anchorId="24A87869">
-          <v:rect id="_x0000_i1204" style="width:0;height:1.5pt" o:hralign="center" o:hrstd="t" o:hr="t" fillcolor="#a0a0a0" stroked="f"/>
+          <v:rect id="_x0000_i1040" style="width:0;height:1.5pt" o:hralign="center" o:hrstd="t" o:hr="t" fillcolor="#a0a0a0" stroked="f"/>
         </w:pict>
       </w:r>
     </w:p>
@@ -1580,7 +1580,7 @@
     <w:p>
       <w:r>
         <w:pict w14:anchorId="6E200E70">
-          <v:rect id="_x0000_i1205" style="width:0;height:1.5pt" o:hralign="center" o:hrstd="t" o:hr="t" fillcolor="#a0a0a0" stroked="f"/>
+          <v:rect id="_x0000_i1041" style="width:0;height:1.5pt" o:hralign="center" o:hrstd="t" o:hr="t" fillcolor="#a0a0a0" stroked="f"/>
         </w:pict>
       </w:r>
     </w:p>
@@ -1658,7 +1658,7 @@
     <w:p>
       <w:r>
         <w:pict w14:anchorId="5ED6C4AA">
-          <v:rect id="_x0000_i1206" style="width:0;height:1.5pt" o:hralign="center" o:hrstd="t" o:hr="t" fillcolor="#a0a0a0" stroked="f"/>
+          <v:rect id="_x0000_i1042" style="width:0;height:1.5pt" o:hralign="center" o:hrstd="t" o:hr="t" fillcolor="#a0a0a0" stroked="f"/>
         </w:pict>
       </w:r>
     </w:p>
@@ -1726,7 +1726,7 @@
     <w:p>
       <w:r>
         <w:pict w14:anchorId="70438FD6">
-          <v:rect id="_x0000_i1207" style="width:0;height:1.5pt" o:hralign="center" o:hrstd="t" o:hr="t" fillcolor="#a0a0a0" stroked="f"/>
+          <v:rect id="_x0000_i1043" style="width:0;height:1.5pt" o:hralign="center" o:hrstd="t" o:hr="t" fillcolor="#a0a0a0" stroked="f"/>
         </w:pict>
       </w:r>
     </w:p>
@@ -1757,7 +1757,7 @@
     <w:p>
       <w:r>
         <w:pict w14:anchorId="6AF1FC07">
-          <v:rect id="_x0000_i1208" style="width:0;height:1.5pt" o:hralign="center" o:hrstd="t" o:hr="t" fillcolor="#a0a0a0" stroked="f"/>
+          <v:rect id="_x0000_i1044" style="width:0;height:1.5pt" o:hralign="center" o:hrstd="t" o:hr="t" fillcolor="#a0a0a0" stroked="f"/>
         </w:pict>
       </w:r>
     </w:p>
@@ -1828,7 +1828,7 @@
     <w:p>
       <w:r>
         <w:pict w14:anchorId="605E78F9">
-          <v:rect id="_x0000_i1209" style="width:0;height:1.5pt" o:hralign="center" o:hrstd="t" o:hr="t" fillcolor="#a0a0a0" stroked="f"/>
+          <v:rect id="_x0000_i1045" style="width:0;height:1.5pt" o:hralign="center" o:hrstd="t" o:hr="t" fillcolor="#a0a0a0" stroked="f"/>
         </w:pict>
       </w:r>
     </w:p>
@@ -1914,7 +1914,7 @@
     <w:p>
       <w:r>
         <w:pict w14:anchorId="2353DFF8">
-          <v:rect id="_x0000_i1210" style="width:0;height:1.5pt" o:hralign="center" o:hrstd="t" o:hr="t" fillcolor="#a0a0a0" stroked="f"/>
+          <v:rect id="_x0000_i1046" style="width:0;height:1.5pt" o:hralign="center" o:hrstd="t" o:hr="t" fillcolor="#a0a0a0" stroked="f"/>
         </w:pict>
       </w:r>
     </w:p>
@@ -2000,7 +2000,7 @@
     <w:p>
       <w:r>
         <w:pict w14:anchorId="63C3FC11">
-          <v:rect id="_x0000_i1211" style="width:0;height:1.5pt" o:hralign="center" o:hrstd="t" o:hr="t" fillcolor="#a0a0a0" stroked="f"/>
+          <v:rect id="_x0000_i1047" style="width:0;height:1.5pt" o:hralign="center" o:hrstd="t" o:hr="t" fillcolor="#a0a0a0" stroked="f"/>
         </w:pict>
       </w:r>
     </w:p>
@@ -2089,7 +2089,7 @@
     <w:p>
       <w:r>
         <w:pict w14:anchorId="70AA033F">
-          <v:rect id="_x0000_i1212" style="width:0;height:1.5pt" o:hralign="center" o:hrstd="t" o:hr="t" fillcolor="#a0a0a0" stroked="f"/>
+          <v:rect id="_x0000_i1048" style="width:0;height:1.5pt" o:hralign="center" o:hrstd="t" o:hr="t" fillcolor="#a0a0a0" stroked="f"/>
         </w:pict>
       </w:r>
     </w:p>
@@ -2175,7 +2175,7 @@
     <w:p>
       <w:r>
         <w:pict w14:anchorId="454B7761">
-          <v:rect id="_x0000_i1213" style="width:0;height:1.5pt" o:hralign="center" o:hrstd="t" o:hr="t" fillcolor="#a0a0a0" stroked="f"/>
+          <v:rect id="_x0000_i1049" style="width:0;height:1.5pt" o:hralign="center" o:hrstd="t" o:hr="t" fillcolor="#a0a0a0" stroked="f"/>
         </w:pict>
       </w:r>
     </w:p>
@@ -2205,7 +2205,7 @@
     <w:p>
       <w:r>
         <w:pict w14:anchorId="7B2FA8DD">
-          <v:rect id="_x0000_i1214" style="width:0;height:1.5pt" o:hralign="center" o:hrstd="t" o:hr="t" fillcolor="#a0a0a0" stroked="f"/>
+          <v:rect id="_x0000_i1050" style="width:0;height:1.5pt" o:hralign="center" o:hrstd="t" o:hr="t" fillcolor="#a0a0a0" stroked="f"/>
         </w:pict>
       </w:r>
     </w:p>
@@ -2281,7 +2281,7 @@
     <w:p>
       <w:r>
         <w:pict w14:anchorId="6E6E2450">
-          <v:rect id="_x0000_i1215" style="width:0;height:1.5pt" o:hralign="center" o:hrstd="t" o:hr="t" fillcolor="#a0a0a0" stroked="f"/>
+          <v:rect id="_x0000_i1051" style="width:0;height:1.5pt" o:hralign="center" o:hrstd="t" o:hr="t" fillcolor="#a0a0a0" stroked="f"/>
         </w:pict>
       </w:r>
     </w:p>
@@ -2292,11 +2292,28 @@
           <w:bCs/>
         </w:rPr>
       </w:pPr>
-      <w:r>
-        <w:rPr>
-          <w:b/>
-          <w:bCs/>
-        </w:rPr>
+    </w:p>
+    <w:p>
+      <w:pPr>
+        <w:rPr>
+          <w:b/>
+          <w:bCs/>
+        </w:rPr>
+      </w:pPr>
+    </w:p>
+    <w:p>
+      <w:pPr>
+        <w:rPr>
+          <w:b/>
+          <w:bCs/>
+        </w:rPr>
+      </w:pPr>
+      <w:r>
+        <w:rPr>
+          <w:b/>
+          <w:bCs/>
+        </w:rPr>
+        <w:lastRenderedPageBreak/>
         <w:t>21. Binary Array: Longest Subarray with Equal 0s and 1s</w:t>
       </w:r>
     </w:p>
@@ -2306,7 +2323,6 @@
           <w:b/>
           <w:bCs/>
         </w:rPr>
-        <w:lastRenderedPageBreak/>
         <w:t>Problem Statement:</w:t>
       </w:r>
       <w:r>
@@ -2339,13 +2355,13 @@
     </w:p>
     <w:p>
       <w:r>
-        <w:t>6</w:t>
+        <w:t>4</w:t>
       </w:r>
     </w:p>
     <w:p>
       <w:r>
         <w:pict w14:anchorId="1273FEFC">
-          <v:rect id="_x0000_i1216" style="width:0;height:1.5pt" o:hralign="center" o:hrstd="t" o:hr="t" fillcolor="#a0a0a0" stroked="f"/>
+          <v:rect id="_x0000_i1052" style="width:0;height:1.5pt" o:hralign="center" o:hrstd="t" o:hr="t" fillcolor="#a0a0a0" stroked="f"/>
         </w:pict>
       </w:r>
     </w:p>
@@ -2408,7 +2424,7 @@
     <w:p>
       <w:r>
         <w:pict w14:anchorId="0709CF02">
-          <v:rect id="_x0000_i1217" style="width:0;height:1.5pt" o:hralign="center" o:hrstd="t" o:hr="t" fillcolor="#a0a0a0" stroked="f"/>
+          <v:rect id="_x0000_i1053" style="width:0;height:1.5pt" o:hralign="center" o:hrstd="t" o:hr="t" fillcolor="#a0a0a0" stroked="f"/>
         </w:pict>
       </w:r>
     </w:p>
@@ -2476,7 +2492,7 @@
     <w:p>
       <w:r>
         <w:pict w14:anchorId="1E5741D1">
-          <v:rect id="_x0000_i1218" style="width:0;height:1.5pt" o:hralign="center" o:hrstd="t" o:hr="t" fillcolor="#a0a0a0" stroked="f"/>
+          <v:rect id="_x0000_i1054" style="width:0;height:1.5pt" o:hralign="center" o:hrstd="t" o:hr="t" fillcolor="#a0a0a0" stroked="f"/>
         </w:pict>
       </w:r>
     </w:p>
@@ -2514,12 +2530,12 @@
           <w:b/>
           <w:bCs/>
         </w:rPr>
+        <w:lastRenderedPageBreak/>
         <w:t>Input:</w:t>
       </w:r>
     </w:p>
     <w:p>
       <w:r>
-        <w:lastRenderedPageBreak/>
         <w:t>Array = [1, 3, 2, 5, 4]</w:t>
       </w:r>
     </w:p>
@@ -2545,7 +2561,7 @@
     <w:p>
       <w:r>
         <w:pict w14:anchorId="1484AA59">
-          <v:rect id="_x0000_i1219" style="width:0;height:1.5pt" o:hralign="center" o:hrstd="t" o:hr="t" fillcolor="#a0a0a0" stroked="f"/>
+          <v:rect id="_x0000_i1055" style="width:0;height:1.5pt" o:hralign="center" o:hrstd="t" o:hr="t" fillcolor="#a0a0a0" stroked="f"/>
         </w:pict>
       </w:r>
     </w:p>
@@ -2613,7 +2629,7 @@
     <w:p>
       <w:r>
         <w:pict w14:anchorId="4087CD62">
-          <v:rect id="_x0000_i1220" style="width:0;height:1.5pt" o:hralign="center" o:hrstd="t" o:hr="t" fillcolor="#a0a0a0" stroked="f"/>
+          <v:rect id="_x0000_i1056" style="width:0;height:1.5pt" o:hralign="center" o:hrstd="t" o:hr="t" fillcolor="#a0a0a0" stroked="f"/>
         </w:pict>
       </w:r>
     </w:p>
@@ -4364,6 +4380,7 @@
   <w:style w:type="character" w:default="1" w:styleId="DefaultParagraphFont">
     <w:name w:val="Default Paragraph Font"/>
     <w:uiPriority w:val="1"/>
+    <w:semiHidden/>
     <w:unhideWhenUsed/>
   </w:style>
   <w:style w:type="table" w:default="1" w:styleId="TableNormal">
